--- a/Deliverables/Draf_Isian_Formulir_Aplikasi_ATEX_GTS_GLD.docx
+++ b/Deliverables/Draf_Isian_Formulir_Aplikasi_ATEX_GTS_GLD.docx
@@ -264,7 +264,7 @@
                 <w:b w:val="0"/>
                 <w:sz w:val="19"/>
               </w:rPr>
-              <w:t>Sebagian field masih “Perlu keputusan” — lihat highlight kuning/merah</w:t>
+              <w:t>Applicant sudah diputuskan (LGU). Sebagian field lain masih “Perlu keputusan”/data belum ada — lihat highlight</w:t>
             </w:r>
           </w:p>
         </w:tc>
@@ -288,7 +288,7 @@
         <w:tc>
           <w:tcPr>
             <w:tcW w:type="dxa" w:w="10200"/>
-            <w:shd w:val="clear" w:fill="FCEFDD"/>
+            <w:shd w:val="clear" w:fill="F3F6FC"/>
           </w:tcPr>
           <w:p>
             <w:pPr>
@@ -297,17 +297,17 @@
             <w:r>
               <w:rPr>
                 <w:b/>
-                <w:color w:val="B56A1E"/>
+                <w:color w:val="149174"/>
                 <w:sz w:val="19"/>
               </w:rPr>
-              <w:t xml:space="preserve">⚠ Keputusan diperlukan:  </w:t>
+              <w:t xml:space="preserve">✓ Diputuskan:  </w:t>
             </w:r>
             <w:r>
               <w:rPr>
-                <w:color w:val="B56A1E"/>
+                <w:color w:val="262321"/>
                 <w:sz w:val="19"/>
               </w:rPr>
-              <w:t>Formulir GTS memisahkan dua entitas: “Applicant” (pemohon/委托方) dan “Manufacturer” (制造商). Di dokumen sertifikasi kita, PT Galaksi Megatama Indonesia sudah ditetapkan sebagai Manufacturer dan LGU sebagai design and development authority (dec:130–131) — tapi SIAPA yang berperan sebagai “Applicant” pada formulir GTS ini (LGU, PT Galaksi, atau keduanya bersama) belum pernah diputuskan secara eksplisit. Ini bukan detail administratif kecil: menentukan siapa yang menandatangani &amp; bertanggung jawab hukum atas aplikasi sertifikasi.</w:t>
+              <w:t>Formulir GTS memisahkan dua entitas: “Applicant” (pemohon/委托方) dan “Manufacturer” (制造商). Dikonfirmasi user (23 Sep 2026): “Applicant” = PT LAPI Ganesha Utama (LGU) — konsisten dengan peran LGU sebagai design and development authority di dokumen sertifikasi (dec:130–131); PT Galaksi Megatama Indonesia tetap “Manufacturer”. Alamat resmi, PIC kontak, dan penandatangan LGU untuk pengajuan ini BELUM ada di berkas manapun di repo — masih perlu dilengkapi sebelum formulir bisa ditranskrip penuh.</w:t>
             </w:r>
           </w:p>
         </w:tc>
@@ -442,7 +442,7 @@
               <w:rPr>
                 <w:sz w:val="19"/>
               </w:rPr>
-              <w:t>Belum diputuskan (lihat catatan di atas)</w:t>
+              <w:t>PT LAPI Ganesha Utama (LGU)</w:t>
             </w:r>
           </w:p>
         </w:tc>
@@ -457,10 +457,10 @@
             <w:r>
               <w:rPr>
                 <w:b/>
-                <w:color w:val="B02A37"/>
+                <w:color w:val="149174"/>
                 <w:sz w:val="18"/>
               </w:rPr>
-              <w:t>Perlu keputusan</w:t>
+              <w:t>Tersedia</w:t>
             </w:r>
           </w:p>
         </w:tc>
@@ -499,7 +499,7 @@
               <w:rPr>
                 <w:sz w:val="19"/>
               </w:rPr>
-              <w:t>Belum diputuskan — menunggu kepastian entitas pemohon</w:t>
+              <w:t>Belum ada di berkas manapun — perlu alamat resmi terdaftar LGU</w:t>
             </w:r>
           </w:p>
         </w:tc>
@@ -784,7 +784,7 @@
               <w:rPr>
                 <w:sz w:val="19"/>
               </w:rPr>
-              <w:t>Belum ditentukan (opsi: sama dgn alamat Applicant / Manufacturer / lainnya)</w:t>
+              <w:t>Diasumsikan alamat LGU (Applicant) — sama seperti alamat Applicant di atas, cek ulang</w:t>
             </w:r>
           </w:p>
         </w:tc>
@@ -799,10 +799,10 @@
             <w:r>
               <w:rPr>
                 <w:b/>
-                <w:color w:val="B02A37"/>
+                <w:color w:val="B56A1E"/>
                 <w:sz w:val="18"/>
               </w:rPr>
-              <w:t>Perlu keputusan</w:t>
+              <w:t>Draf — cek ulang</w:t>
             </w:r>
           </w:p>
         </w:tc>
@@ -951,7 +951,7 @@
               <w:rPr>
                 <w:sz w:val="19"/>
               </w:rPr>
-              <w:t>= baris Applicant company name di atas (belum diputuskan)</w:t>
+              <w:t>PT LAPI Ganesha Utama (LGU)</w:t>
             </w:r>
           </w:p>
         </w:tc>
@@ -966,10 +966,10 @@
             <w:r>
               <w:rPr>
                 <w:b/>
-                <w:color w:val="B02A37"/>
+                <w:color w:val="149174"/>
                 <w:sz w:val="18"/>
               </w:rPr>
-              <w:t>Perlu keputusan</w:t>
+              <w:t>Tersedia</w:t>
             </w:r>
           </w:p>
         </w:tc>
@@ -1008,7 +1008,7 @@
               <w:rPr>
                 <w:sz w:val="19"/>
               </w:rPr>
-              <w:t>= baris Applicant company address di atas (belum diputuskan)</w:t>
+              <w:t>= baris Applicant company address di atas (belum ada data)</w:t>
             </w:r>
           </w:p>
         </w:tc>

--- a/Deliverables/Draf_Isian_Formulir_Aplikasi_ATEX_GTS_GLD.docx
+++ b/Deliverables/Draf_Isian_Formulir_Aplikasi_ATEX_GTS_GLD.docx
@@ -1464,7 +1464,7 @@
               <w:rPr>
                 <w:sz w:val="19"/>
               </w:rPr>
-              <w:t>200 × 90 × 290 mm; 2,3 kg</w:t>
+              <w:t>200 × 90 × 290 mm; 2,378 kg</w:t>
             </w:r>
           </w:p>
         </w:tc>

--- a/Deliverables/Draf_Isian_Formulir_Aplikasi_ATEX_GTS_GLD.docx
+++ b/Deliverables/Draf_Isian_Formulir_Aplikasi_ATEX_GTS_GLD.docx
@@ -1350,7 +1350,7 @@
               <w:rPr>
                 <w:sz w:val="19"/>
               </w:rPr>
-              <w:t>Belum bisa diisi — tergantung Method of Protection yang belum diputuskan (lihat bagian Method of Protection). Rekomendasi tim sejauh ini (bukan keputusan ExCB): II 2G Ex [d/e/i — TBD] IIC T4 Gb.</w:t>
+              <w:t>Belum final — tergantung Method of Protection yang belum diputuskan (lihat bagian Method of Protection). Draf tim per 24 Sep 2026 (bukan keputusan ExCB): II 2G Ex [db/ib] IIC T4 Gb (dipersempit ke Ex d atau Ex i, opsi Ex e/n/dst. sudah dikesampingkan tim). ⚠️ Draf tim yg sama sempat juga menulis “Ex tb IIIC T135°C Db, Tamb −40°C to +85°C” di bagian nameplate — TIDAK dipakai di sini krn ini disalin dari marking produk referensi (flame detector Talentum, bukan data GLD) dan bertentangan dgn tabel Mechanical Parameters di dokumen yg sama (−20°C to +60°C, dec:144); GLD juga belum pernah dinilai butuh proteksi debu (“D”/“tb”).</w:t>
             </w:r>
           </w:p>
         </w:tc>
@@ -2554,7 +2554,7 @@
               <w:rPr>
                 <w:sz w:val="19"/>
               </w:rPr>
-              <w:t>Sebagian — BOM elektronik lengkap ada (EasyEDA/JLCPCB), tapi daftar komponen kritis Ex-safety-relevant (enclosure/gasket/cable gland/baterai) belum disusun terpisah</w:t>
+              <w:t>Sebagian — BOM elektronik lengkap ada (EasyEDA/JLCPCB); komponen Ex-safety-relevant kini teridentifikasi by name (mesh stainless steel, gasket karet, DC fan, battery case) dari gambar exploded-view draf tim 24 Sep, tapi grade material/sertifikat Ex per komponen masih belum ada</w:t>
             </w:r>
           </w:p>
         </w:tc>
@@ -2611,7 +2611,7 @@
               <w:rPr>
                 <w:sz w:val="19"/>
               </w:rPr>
-              <w:t>Sebagian — gambar CAD berdimensi casing v3 &amp; bracket ada, tapi gambar struktur resmi dari mitra casing (PT Galaksi) dengan parameter flame-path belum ada</w:t>
+              <w:t>Sebagian — gambar CAD berdimensi casing v3 &amp; bracket ada, plus gambar common base (BP18-1Z) &amp; exploded-view assembly berlabel dari draf tim 24 Sep; gambar struktur resmi dari mitra casing (PT Galaksi) dengan parameter flame-path/section-view masih belum ada</w:t>
             </w:r>
           </w:p>
         </w:tc>

--- a/Deliverables/Draf_Isian_Formulir_Aplikasi_ATEX_GTS_GLD.docx
+++ b/Deliverables/Draf_Isian_Formulir_Aplikasi_ATEX_GTS_GLD.docx
@@ -264,7 +264,7 @@
                 <w:b w:val="0"/>
                 <w:sz w:val="19"/>
               </w:rPr>
-              <w:t>Applicant sudah diputuskan (LGU). Sebagian field lain masih “Perlu keputusan”/data belum ada — lihat highlight</w:t>
+              <w:t>Applicant, alamat LGU, dan PIC kontak (Dr. Maman Budiman) sudah terisi. Method of Protection, penandatangan resmi, dan Sample Return masih “Perlu keputusan” — lihat highlight</w:t>
             </w:r>
           </w:p>
         </w:tc>
@@ -307,7 +307,7 @@
                 <w:color w:val="262321"/>
                 <w:sz w:val="19"/>
               </w:rPr>
-              <w:t>Formulir GTS memisahkan dua entitas: “Applicant” (pemohon/委托方) dan “Manufacturer” (制造商). Dikonfirmasi user (23 Sep 2026): “Applicant” = PT LAPI Ganesha Utama (LGU) — konsisten dengan peran LGU sebagai design and development authority di dokumen sertifikasi (dec:130–131); PT Galaksi Megatama Indonesia tetap “Manufacturer”. Alamat resmi, PIC kontak, dan penandatangan LGU untuk pengajuan ini BELUM ada di berkas manapun di repo — masih perlu dilengkapi sebelum formulir bisa ditranskrip penuh.</w:t>
+              <w:t>Formulir GTS memisahkan dua entitas: “Applicant” (pemohon/委托方) dan “Manufacturer” (制造商). Dikonfirmasi user (23 Sep 2026): “Applicant” = PT LAPI Ganesha Utama (LGU) — konsisten dengan peran LGU sebagai design and development authority di dokumen sertifikasi (dec:130–131); PT Galaksi Megatama Indonesia tetap “Manufacturer”. Alamat resmi LGU (Jl. Dederuk No. 30, Sadang Serang, Bandung) dan PIC kontak (Dr. Maman Budiman, ITB — teknis/PIC proyek GLD) sudah dikonfirmasi user (25 Sep 2026). Penandatangan resmi aplikasi (authorized signatory) masih BELUM ditentukan — ini biasanya pejabat berwenang mewakili LGU secara hukum, bukan otomatis sama dengan PIC teknis/kontak korespondensi.</w:t>
             </w:r>
           </w:p>
         </w:tc>
@@ -499,7 +499,7 @@
               <w:rPr>
                 <w:sz w:val="19"/>
               </w:rPr>
-              <w:t>Belum ada di berkas manapun — perlu alamat resmi terdaftar LGU</w:t>
+              <w:t>Jl. Dederuk No. 30, Sadang Serang, Kecamatan Coblong, Kota Bandung, Jawa Barat 40133</w:t>
             </w:r>
           </w:p>
         </w:tc>
@@ -514,10 +514,10 @@
             <w:r>
               <w:rPr>
                 <w:b/>
-                <w:color w:val="B02A37"/>
+                <w:color w:val="149174"/>
                 <w:sz w:val="18"/>
               </w:rPr>
-              <w:t>Perlu keputusan</w:t>
+              <w:t>Tersedia</w:t>
             </w:r>
           </w:p>
         </w:tc>
@@ -556,7 +556,7 @@
               <w:rPr>
                 <w:sz w:val="19"/>
               </w:rPr>
-              <w:t>Belum ditentukan — lihat Formulir_Isian_Data_Dasar butir 3.3 (PIC proyek sertifikasi)</w:t>
+              <w:t>Dr. Maman Budiman</w:t>
             </w:r>
           </w:p>
         </w:tc>
@@ -571,10 +571,10 @@
             <w:r>
               <w:rPr>
                 <w:b/>
-                <w:color w:val="B02A37"/>
+                <w:color w:val="149174"/>
                 <w:sz w:val="18"/>
               </w:rPr>
-              <w:t>Perlu keputusan</w:t>
+              <w:t>Tersedia</w:t>
             </w:r>
           </w:p>
         </w:tc>
@@ -613,7 +613,7 @@
               <w:rPr>
                 <w:sz w:val="19"/>
               </w:rPr>
-              <w:t>Belum ditentukan</w:t>
+              <w:t>IoT Researcher &amp; Senior Lecturer, Instrumentation and Computation Physics Research Group, Institut Teknologi Bandung (ITB) — technical development partner; PIC proyek sertifikasi GLD</w:t>
             </w:r>
           </w:p>
         </w:tc>
@@ -628,10 +628,10 @@
             <w:r>
               <w:rPr>
                 <w:b/>
-                <w:color w:val="B02A37"/>
+                <w:color w:val="149174"/>
                 <w:sz w:val="18"/>
               </w:rPr>
-              <w:t>Perlu keputusan</w:t>
+              <w:t>Tersedia</w:t>
             </w:r>
           </w:p>
         </w:tc>
@@ -670,7 +670,7 @@
               <w:rPr>
                 <w:sz w:val="19"/>
               </w:rPr>
-              <w:t>Belum ditentukan</w:t>
+              <w:t>+62 812 2238 241</w:t>
             </w:r>
           </w:p>
         </w:tc>
@@ -685,10 +685,10 @@
             <w:r>
               <w:rPr>
                 <w:b/>
-                <w:color w:val="B02A37"/>
+                <w:color w:val="149174"/>
                 <w:sz w:val="18"/>
               </w:rPr>
-              <w:t>Perlu keputusan</w:t>
+              <w:t>Tersedia</w:t>
             </w:r>
           </w:p>
         </w:tc>
@@ -727,7 +727,7 @@
               <w:rPr>
                 <w:sz w:val="19"/>
               </w:rPr>
-              <w:t>Belum ditentukan</w:t>
+              <w:t>mamanbudiman@yahoo.com</w:t>
             </w:r>
           </w:p>
         </w:tc>
@@ -742,10 +742,10 @@
             <w:r>
               <w:rPr>
                 <w:b/>
-                <w:color w:val="B02A37"/>
+                <w:color w:val="149174"/>
                 <w:sz w:val="18"/>
               </w:rPr>
-              <w:t>Perlu keputusan</w:t>
+              <w:t>Tersedia</w:t>
             </w:r>
           </w:p>
         </w:tc>
@@ -784,7 +784,7 @@
               <w:rPr>
                 <w:sz w:val="19"/>
               </w:rPr>
-              <w:t>Diasumsikan alamat LGU (Applicant) — sama seperti alamat Applicant di atas, cek ulang</w:t>
+              <w:t>Sama dengan alamat Applicant di atas (Jl. Dederuk No. 30, Sadang Serang, Bandung 40133)</w:t>
             </w:r>
           </w:p>
         </w:tc>
@@ -799,10 +799,10 @@
             <w:r>
               <w:rPr>
                 <w:b/>
-                <w:color w:val="B56A1E"/>
+                <w:color w:val="149174"/>
                 <w:sz w:val="18"/>
               </w:rPr>
-              <w:t>Draf — cek ulang</w:t>
+              <w:t>Tersedia</w:t>
             </w:r>
           </w:p>
         </w:tc>
@@ -1008,7 +1008,7 @@
               <w:rPr>
                 <w:sz w:val="19"/>
               </w:rPr>
-              <w:t>= baris Applicant company address di atas (belum ada data)</w:t>
+              <w:t>Jl. Dederuk No. 30, Sadang Serang, Kecamatan Coblong, Kota Bandung, Jawa Barat 40133, Indonesia</w:t>
             </w:r>
           </w:p>
         </w:tc>
@@ -1023,10 +1023,10 @@
             <w:r>
               <w:rPr>
                 <w:b/>
-                <w:color w:val="B02A37"/>
+                <w:color w:val="149174"/>
                 <w:sz w:val="18"/>
               </w:rPr>
-              <w:t>Perlu keputusan</w:t>
+              <w:t>Tersedia</w:t>
             </w:r>
           </w:p>
         </w:tc>

--- a/Deliverables/Draf_Isian_Formulir_Aplikasi_ATEX_GTS_GLD.docx
+++ b/Deliverables/Draf_Isian_Formulir_Aplikasi_ATEX_GTS_GLD.docx
@@ -264,7 +264,7 @@
                 <w:b w:val="0"/>
                 <w:sz w:val="19"/>
               </w:rPr>
-              <w:t>Applicant, alamat LGU, dan PIC kontak (Dr. Maman Budiman) sudah terisi. Method of Protection, penandatangan resmi, dan Sample Return masih “Perlu keputusan” — lihat highlight</w:t>
+              <w:t>Applicant, alamat LGU, dan PIC kontak (Dr. Maman Budiman) sudah terisi. Method of Protection kini rekomendasi tim (Ex d, 28 Sep — bukan keputusan resmi/ExCB). Penandatangan resmi dan Sample Return masih “Perlu keputusan” — lihat highlight</w:t>
             </w:r>
           </w:p>
         </w:tc>
@@ -1350,7 +1350,7 @@
               <w:rPr>
                 <w:sz w:val="19"/>
               </w:rPr>
-              <w:t>Belum final — tergantung Method of Protection yang belum diputuskan (lihat bagian Method of Protection). Draf tim per 24 Sep 2026 (bukan keputusan ExCB): II 2G Ex [db/ib] IIC T4 Gb (dipersempit ke Ex d atau Ex i, opsi Ex e/n/dst. sudah dikesampingkan tim). ⚠️ Draf tim yg sama sempat juga menulis “Ex tb IIIC T135°C Db, Tamb −40°C to +85°C” di bagian nameplate — TIDAK dipakai di sini krn ini disalin dari marking produk referensi (flame detector Talentum, bukan data GLD) dan bertentangan dgn tabel Mechanical Parameters di dokumen yg sama (−20°C to +60°C, dec:144); GLD juga belum pernah dinilai butuh proteksi debu (“D”/“tb”).</w:t>
+              <w:t>Belum final — rekomendasi tim per 28 Sep 2026 (bukan keputusan ExCB): II 2G Ex db IIC T4 Gb (Method of Protection dipersempit ke Ex d — lihat bagian Method of Protection; opsi Ex e/i/n/dst. sudah dikesampingkan tim). ⚠️ Draf tim sebelumnya (24 Sep) sempat juga menulis “Ex tb IIIC T135°C Db, Tamb −40°C to +85°C” di bagian nameplate — TIDAK dipakai di sini krn ini disalin dari marking produk referensi (flame detector Talentum, bukan data GLD) dan bertentangan dgn tabel Mechanical Parameters di dokumen yg sama (−20°C to +60°C, dec:144); GLD juga belum pernah dinilai butuh proteksi debu (“D”/“tb”).</w:t>
             </w:r>
           </w:p>
         </w:tc>
@@ -1558,10 +1558,10 @@
         <w:rPr>
           <w:b/>
           <w:i w:val="0"/>
-          <w:color w:val="B02A37"/>
+          <w:color w:val="B56A1E"/>
           <w:sz w:val="25"/>
         </w:rPr>
-        <w:t>Method of Protection — Belum diputuskan (penghambat utama, lihat dec:98)</w:t>
+        <w:t>Method of Protection — Rekomendasi tim: Ex d (lihat dec:98, dec:150)</w:t>
       </w:r>
     </w:p>
     <w:tbl>
@@ -1596,7 +1596,7 @@
                 <w:color w:val="B56A1E"/>
                 <w:sz w:val="19"/>
               </w:rPr>
-              <w:t>Ini bukan sekadar formulir kosong — memilih salah satu opsi ini adalah keputusan rekayasa yang menentukan seluruh scope pengujian (flame-path, komponen bersertifikat Ex, dst.). Belum ada keputusan resmi. Kandidat yang relevan berdasarkan riset internal (bukan rekomendasi final): “Ex d” (flameproof enclosure — cocok untuk casing die-cast aluminium ADC12 yang sudah ada) dan/atau “Ex i” (intrinsic safety — relevan karena catu daya rendah, 24VDC/~8W) untuk sirkuit internal. Jangan mencentang opsi manapun sebelum ada keputusan tim engineering.</w:t>
+              <w:t>Ini bukan sekadar formulir kosong — memilih salah satu opsi ini adalah keputusan rekayasa yang menentukan seluruh scope pengujian (flame-path, komponen bersertifikat Ex, dst.). Rekomendasi tim (28 Sep 2026, bukan keputusan ExCB): “Ex d” (flameproof enclosure) — cocok dengan desain casing yang sudah ada (die-cast aluminium ADC12 + tutup mesh stainless steel sebagai flame path/flame arrestor), pola yang sama dipakai ketiga produk gas detector bersertifikat yang sudah dipelajari sebagai referensi (Talentum 16000, Sensepoint XCD, KD-12 — semuanya Ex d). “Ex i” (intrinsic safety) dikesampingkan: heater sensor MQ menyala terus (≈0,75 W/sensor) langsung dari catu 24VDC tanpa barrier pembatas arus bersertifikat — sulit direkonsiliasi dengan batas energi intrinsically-safe untuk Grup IIC. “Ex e” (increased safety) juga tidak dikejar karena tidak ditujukan untuk komponen yang normalnya beroperasi dengan percikan/panas (heater sensor). Tetap tandai sebagai rekomendasi tim, bukan keputusan resmi tim engineering/ExCB — perlu sign-off formal sebelum submission.</w:t>
             </w:r>
           </w:p>
         </w:tc>
@@ -1613,9 +1613,19 @@
       </w:pPr>
       <w:r>
         <w:rPr>
+          <w:b/>
+          <w:color w:val="1B335F"/>
           <w:sz w:val="19"/>
         </w:rPr>
-        <w:t>☐  Gas – Flameproof enclosures "d"</w:t>
+        <w:t>☒  Gas – Flameproof enclosures "d"</w:t>
+      </w:r>
+      <w:r>
+        <w:rPr>
+          <w:i/>
+          <w:color w:val="555B66"/>
+          <w:sz w:val="17"/>
+        </w:rPr>
+        <w:t xml:space="preserve">  — rekomendasi tim, belum sign-off resmi</w:t>
       </w:r>
     </w:p>
     <w:p>

--- a/Deliverables/Draf_Isian_Formulir_Aplikasi_ATEX_GTS_GLD.docx
+++ b/Deliverables/Draf_Isian_Formulir_Aplikasi_ATEX_GTS_GLD.docx
@@ -188,7 +188,7 @@
                 <w:b w:val="0"/>
                 <w:sz w:val="19"/>
               </w:rPr>
-              <w:t>Dokumen Teknis Sertifikasi GLD IECEx/ATEX — No. LGU/GLD/IECEX-TDF/2026-001</w:t>
+              <w:t>Dokumen Teknis Sertifikasi GLD IECEx/ATEX — No. GMI/GLD/IECEX-TDF/2026-001</w:t>
             </w:r>
           </w:p>
         </w:tc>
@@ -264,7 +264,7 @@
                 <w:b w:val="0"/>
                 <w:sz w:val="19"/>
               </w:rPr>
-              <w:t>Applicant, alamat LGU, dan PIC kontak (Dr. Maman Budiman) sudah terisi. Method of Protection kini rekomendasi tim (Ex d, 28 Sep — bukan keputusan resmi/ExCB). Penandatangan resmi dan Sample Return masih “Perlu keputusan” — lihat highlight</w:t>
+              <w:t>Applicant = Manufacturer = PT Galaksi Megatama Indonesia (28 Sep, satu entitas — LGU/ITB tidak lagi dicantumkan). Method of Protection kini rekomendasi tim (Ex d, 28 Sep — bukan keputusan resmi/ExCB). Nama PIC teknis (kontak day-to-day), penandatangan resmi, dan Sample Return masih “Perlu keputusan” — lihat highlight</w:t>
             </w:r>
           </w:p>
         </w:tc>
@@ -307,7 +307,7 @@
                 <w:color w:val="262321"/>
                 <w:sz w:val="19"/>
               </w:rPr>
-              <w:t>Formulir GTS memisahkan dua entitas: “Applicant” (pemohon/委托方) dan “Manufacturer” (制造商). Dikonfirmasi user (23 Sep 2026): “Applicant” = PT LAPI Ganesha Utama (LGU) — konsisten dengan peran LGU sebagai design and development authority di dokumen sertifikasi (dec:130–131); PT Galaksi Megatama Indonesia tetap “Manufacturer”. Alamat resmi LGU (Jl. Dederuk No. 30, Sadang Serang, Bandung) dan PIC kontak (Dr. Maman Budiman, ITB — teknis/PIC proyek GLD) sudah dikonfirmasi user (25 Sep 2026). Penandatangan resmi aplikasi (authorized signatory) masih BELUM ditentukan — ini biasanya pejabat berwenang mewakili LGU secara hukum, bukan otomatis sama dengan PIC teknis/kontak korespondensi.</w:t>
+              <w:t>Formulir GTS memisahkan dua entitas: “Applicant” (pemohon/委托方) dan “Manufacturer” (制造商). **Keputusan diperbarui (28 Sep 2026, menggantikan keputusan 23 Sep/dec:142)**: “Applicant” = “Manufacturer” = **PT Galaksi Megatama Indonesia** — satu entitas tunggal. LGU dan ITB tidak lagi dicantumkan di formulir maupun dokumen sertifikasi manapun. Alamat Applicant memakai alamat resmi (kantor terdaftar) PT Galaksi dari dokumen legalitas (Akta/NIB/NPWP/SK Kemenkumham). Nama Direksi diketahui dari akta (Presiden Direktur: Nur Rohman; Direktur: Antonius Prasetyo; Komisaris: Crisa Andi Sujatmiko — Akta No. 52, 22 Sep 2022) — Presiden Direktur adalah pejabat berwenang mewakili perusahaan secara hukum (representasi statutori), tapi **nomor telepon/e-mail pribadi beliau maupun PIC teknis day-to-day untuk korespondensi ExCB TIDAK ada di dokumen legalitas manapun** — jangan ditebak, tandai “Perlu keputusan” sampai PT Galaksi menunjuk kontak resminya.</w:t>
             </w:r>
           </w:p>
         </w:tc>
@@ -442,7 +442,7 @@
               <w:rPr>
                 <w:sz w:val="19"/>
               </w:rPr>
-              <w:t>PT LAPI Ganesha Utama (LGU)</w:t>
+              <w:t>PT Galaksi Megatama Indonesia</w:t>
             </w:r>
           </w:p>
         </w:tc>
@@ -499,7 +499,7 @@
               <w:rPr>
                 <w:sz w:val="19"/>
               </w:rPr>
-              <w:t>Jl. Dederuk No. 30, Sadang Serang, Kecamatan Coblong, Kota Bandung, Jawa Barat 40133</w:t>
+              <w:t>Plaza Summarecon Bekasi, Jl. Bulevar Ahmad Yani Kav. K.01, Level 7, Harapanmulya Village, Medansatria Sub-district, Bekasi City, West Java 17143, Indonesia</w:t>
             </w:r>
           </w:p>
         </w:tc>
@@ -556,7 +556,7 @@
               <w:rPr>
                 <w:sz w:val="19"/>
               </w:rPr>
-              <w:t>Dr. Maman Budiman</w:t>
+              <w:t>Belum ditunjuk — Presiden Direktur (Nur Rohman, per Akta No. 52) adalah penandatangan sah secara hukum, tapi PIC teknis/korespondensi day-to-day untuk ExCB belum ditentukan perusahaan</w:t>
             </w:r>
           </w:p>
         </w:tc>
@@ -571,10 +571,10 @@
             <w:r>
               <w:rPr>
                 <w:b/>
-                <w:color w:val="149174"/>
+                <w:color w:val="B02A37"/>
                 <w:sz w:val="18"/>
               </w:rPr>
-              <w:t>Tersedia</w:t>
+              <w:t>Perlu keputusan</w:t>
             </w:r>
           </w:p>
         </w:tc>
@@ -613,7 +613,7 @@
               <w:rPr>
                 <w:sz w:val="19"/>
               </w:rPr>
-              <w:t>IoT Researcher &amp; Senior Lecturer, Instrumentation and Computation Physics Research Group, Institut Teknologi Bandung (ITB) — technical development partner; PIC proyek sertifikasi GLD</w:t>
+              <w:t>—</w:t>
             </w:r>
           </w:p>
         </w:tc>
@@ -628,10 +628,10 @@
             <w:r>
               <w:rPr>
                 <w:b/>
-                <w:color w:val="149174"/>
+                <w:color w:val="B02A37"/>
                 <w:sz w:val="18"/>
               </w:rPr>
-              <w:t>Tersedia</w:t>
+              <w:t>Perlu keputusan</w:t>
             </w:r>
           </w:p>
         </w:tc>
@@ -670,7 +670,7 @@
               <w:rPr>
                 <w:sz w:val="19"/>
               </w:rPr>
-              <w:t>+62 812 2238 241</w:t>
+              <w:t>Tidak ada di dokumen legalitas — perlu diminta langsung ke PT Galaksi</w:t>
             </w:r>
           </w:p>
         </w:tc>
@@ -685,10 +685,10 @@
             <w:r>
               <w:rPr>
                 <w:b/>
-                <w:color w:val="149174"/>
+                <w:color w:val="B02A37"/>
                 <w:sz w:val="18"/>
               </w:rPr>
-              <w:t>Tersedia</w:t>
+              <w:t>Perlu keputusan</w:t>
             </w:r>
           </w:p>
         </w:tc>
@@ -727,7 +727,7 @@
               <w:rPr>
                 <w:sz w:val="19"/>
               </w:rPr>
-              <w:t>mamanbudiman@yahoo.com</w:t>
+              <w:t>Tidak ada di dokumen legalitas — perlu diminta langsung ke PT Galaksi</w:t>
             </w:r>
           </w:p>
         </w:tc>
@@ -742,10 +742,10 @@
             <w:r>
               <w:rPr>
                 <w:b/>
-                <w:color w:val="149174"/>
+                <w:color w:val="B02A37"/>
                 <w:sz w:val="18"/>
               </w:rPr>
-              <w:t>Tersedia</w:t>
+              <w:t>Perlu keputusan</w:t>
             </w:r>
           </w:p>
         </w:tc>
@@ -784,7 +784,7 @@
               <w:rPr>
                 <w:sz w:val="19"/>
               </w:rPr>
-              <w:t>Sama dengan alamat Applicant di atas (Jl. Dederuk No. 30, Sadang Serang, Bandung 40133)</w:t>
+              <w:t>Sama dengan alamat Applicant di atas (Plaza Summarecon Bekasi)</w:t>
             </w:r>
           </w:p>
         </w:tc>
@@ -951,7 +951,7 @@
               <w:rPr>
                 <w:sz w:val="19"/>
               </w:rPr>
-              <w:t>PT LAPI Ganesha Utama (LGU)</w:t>
+              <w:t>PT Galaksi Megatama Indonesia</w:t>
             </w:r>
           </w:p>
         </w:tc>
@@ -1008,7 +1008,7 @@
               <w:rPr>
                 <w:sz w:val="19"/>
               </w:rPr>
-              <w:t>Jl. Dederuk No. 30, Sadang Serang, Kecamatan Coblong, Kota Bandung, Jawa Barat 40133, Indonesia</w:t>
+              <w:t>Plaza Summarecon Bekasi, Jl. Bulevar Ahmad Yani Kav. K.01, Level 7, Harapanmulya Village, Medansatria Sub-district, Bekasi City, West Java 17143, Indonesia</w:t>
             </w:r>
           </w:p>
         </w:tc>
@@ -1065,7 +1065,7 @@
               <w:rPr>
                 <w:sz w:val="19"/>
               </w:rPr>
-              <w:t>PT Galaksi Megatama Indonesia</w:t>
+              <w:t>PT Galaksi Megatama Indonesia (sama dengan Applicant — satu entitas)</w:t>
             </w:r>
           </w:p>
         </w:tc>
@@ -1122,7 +1122,7 @@
               <w:rPr>
                 <w:sz w:val="19"/>
               </w:rPr>
-              <w:t>Plaza Summarecon Bekasi, Jl. Bulevar Ahmad Yani Kav. K.01, Level 7, Harapanmulya Village, Medansatria Sub-district, Bekasi City, West Java 17143, Indonesia</w:t>
+              <w:t>Sama dengan alamat Applicant di atas</w:t>
             </w:r>
           </w:p>
         </w:tc>
